--- a/fuentes/CF02_13350039_DU.docx
+++ b/fuentes/CF02_13350039_DU.docx
@@ -13007,10 +13007,10 @@
         </w:rPr>
         <w:lastRenderedPageBreak/>
         <w:drawing>
-          <wp:inline distT="0" distB="0" distL="0" distR="0" wp14:anchorId="508EB9D0" wp14:editId="5314A392">
+          <wp:inline distT="0" distB="0" distL="0" distR="0" wp14:anchorId="76E3F0C5" wp14:editId="209B7A6A">
             <wp:extent cx="6332220" cy="3367405"/>
             <wp:effectExtent l="0" t="0" r="0" b="4445"/>
-            <wp:docPr id="4" name="Gráfico 4" descr="El mapa conceptual titulado &quot;Liquidación y registro en la Planilla Integrada de Seguridad Social (PILA)&quot; comprende cuatro ejes temáticos: el Ingreso Base de Cotización (IBC), con su cálculo y topes normativos; los regímenes de afiliación y los porcentajes de cotización al sistema; los tipos de planilla PILA, su elaboración y los plazos de pago; y los mecanismos de control, corrección y registro contable de los aportes, ejes que en conjunto integran los fundamentos técnicos y normativos para liquidar correctamente los aportes al Sistema de Seguridad Social Integral colombiano. "/>
+            <wp:docPr id="1" name="Gráfico 1" descr="El mapa conceptual titulado &quot;Liquidación y registro en la Planilla Integrada de Seguridad Social (PILA)&quot; comprende cuatro ejes temáticos: el Ingreso Base de Cotización (IBC), con su cálculo y topes normativos; los regímenes de afiliación y los porcentajes de cotización al sistema; los tipos de planilla PILA, su elaboración y los plazos de pago; y los mecanismos de control, corrección y registro contable de los aportes, ejes que en conjunto integran los fundamentos técnicos y normativos para liquidar correctamente los aportes al Sistema de Seguridad Social Integral colombiano. "/>
             <wp:cNvGraphicFramePr>
               <a:graphicFrameLocks xmlns:a="http://schemas.openxmlformats.org/drawingml/2006/main" noChangeAspect="1"/>
             </wp:cNvGraphicFramePr>
@@ -13018,7 +13018,7 @@
               <a:graphicData uri="http://schemas.openxmlformats.org/drawingml/2006/picture">
                 <pic:pic xmlns:pic="http://schemas.openxmlformats.org/drawingml/2006/picture">
                   <pic:nvPicPr>
-                    <pic:cNvPr id="4" name="Gráfico 4" descr="El mapa conceptual titulado &quot;Liquidación y registro en la Planilla Integrada de Seguridad Social (PILA)&quot; comprende cuatro ejes temáticos: el Ingreso Base de Cotización (IBC), con su cálculo y topes normativos; los regímenes de afiliación y los porcentajes de cotización al sistema; los tipos de planilla PILA, su elaboración y los plazos de pago; y los mecanismos de control, corrección y registro contable de los aportes, ejes que en conjunto integran los fundamentos técnicos y normativos para liquidar correctamente los aportes al Sistema de Seguridad Social Integral colombiano. "/>
+                    <pic:cNvPr id="1" name="Gráfico 1" descr="El mapa conceptual titulado &quot;Liquidación y registro en la Planilla Integrada de Seguridad Social (PILA)&quot; comprende cuatro ejes temáticos: el Ingreso Base de Cotización (IBC), con su cálculo y topes normativos; los regímenes de afiliación y los porcentajes de cotización al sistema; los tipos de planilla PILA, su elaboración y los plazos de pago; y los mecanismos de control, corrección y registro contable de los aportes, ejes que en conjunto integran los fundamentos técnicos y normativos para liquidar correctamente los aportes al Sistema de Seguridad Social Integral colombiano. "/>
                     <pic:cNvPicPr/>
                   </pic:nvPicPr>
                   <pic:blipFill>
@@ -13048,6 +13048,15 @@
           </wp:inline>
         </w:drawing>
       </w:r>
+    </w:p>
+    <w:p>
+      <w:pPr>
+        <w:ind w:firstLine="0"/>
+        <w:rPr>
+          <w:noProof/>
+          <w:lang w:eastAsia="es-CO"/>
+        </w:rPr>
+      </w:pPr>
     </w:p>
     <w:p>
       <w:pPr>
@@ -19333,30 +19342,6 @@
 </file>
 
 <file path=customXml/item1.xml><?xml version="1.0" encoding="utf-8"?>
-<p:properties xmlns:p="http://schemas.microsoft.com/office/2006/metadata/properties" xmlns:xsi="http://www.w3.org/2001/XMLSchema-instance" xmlns:pc="http://schemas.microsoft.com/office/infopath/2007/PartnerControls">
-  <documentManagement>
-    <TaxCatchAll xmlns="13c90a0b-73bc-4dc0-be5f-28d77b615beb" xsi:nil="true"/>
-    <lcf76f155ced4ddcb4097134ff3c332f xmlns="13c93bba-48ce-428c-bfe5-88b42c19b028">
-      <Terms xmlns="http://schemas.microsoft.com/office/infopath/2007/PartnerControls"/>
-    </lcf76f155ced4ddcb4097134ff3c332f>
-  </documentManagement>
-</p:properties>
-</file>
-
-<file path=customXml/item2.xml><?xml version="1.0" encoding="utf-8"?>
-<?mso-contentType ?>
-<FormTemplates xmlns="http://schemas.microsoft.com/sharepoint/v3/contenttype/forms">
-  <Display>DocumentLibraryForm</Display>
-  <Edit>DocumentLibraryForm</Edit>
-  <New>DocumentLibraryForm</New>
-</FormTemplates>
-</file>
-
-<file path=customXml/item3.xml><?xml version="1.0" encoding="utf-8"?>
-<b:Sources xmlns:b="http://schemas.openxmlformats.org/officeDocument/2006/bibliography" xmlns="http://schemas.openxmlformats.org/officeDocument/2006/bibliography" SelectedStyle="\APASixthEditionOfficeOnline.xsl" StyleName="APA" Version="6"/>
-</file>
-
-<file path=customXml/item4.xml><?xml version="1.0" encoding="utf-8"?>
 <ct:contentTypeSchema xmlns:ct="http://schemas.microsoft.com/office/2006/metadata/contentType" xmlns:ma="http://schemas.microsoft.com/office/2006/metadata/properties/metaAttributes" ct:_="" ma:_="" ma:contentTypeName="Documento" ma:contentTypeID="0x0101006A81D6BD42E8DF4C91013959704817E1" ma:contentTypeVersion="15" ma:contentTypeDescription="Crear nuevo documento." ma:contentTypeScope="" ma:versionID="bf4f72ffd194f0963ff564daca6869f7">
   <xsd:schema xmlns:xsd="http://www.w3.org/2001/XMLSchema" xmlns:xs="http://www.w3.org/2001/XMLSchema" xmlns:p="http://schemas.microsoft.com/office/2006/metadata/properties" xmlns:ns2="13c90a0b-73bc-4dc0-be5f-28d77b615beb" xmlns:ns3="13c93bba-48ce-428c-bfe5-88b42c19b028" targetNamespace="http://schemas.microsoft.com/office/2006/metadata/properties" ma:root="true" ma:fieldsID="8718d6f4873a5b1392a45044efa78385" ns2:_="" ns3:_="">
     <xsd:import namespace="13c90a0b-73bc-4dc0-be5f-28d77b615beb"/>
@@ -19591,34 +19576,31 @@
 </ct:contentTypeSchema>
 </file>
 
-<file path=customXml/itemProps1.xml><?xml version="1.0" encoding="utf-8"?>
-<ds:datastoreItem xmlns:ds="http://schemas.openxmlformats.org/officeDocument/2006/customXml" ds:itemID="{1279454D-02BE-4A9C-A117-DCD1573E2608}">
-  <ds:schemaRefs>
-    <ds:schemaRef ds:uri="http://schemas.microsoft.com/office/2006/metadata/properties"/>
-    <ds:schemaRef ds:uri="http://schemas.microsoft.com/office/infopath/2007/PartnerControls"/>
-    <ds:schemaRef ds:uri="13c90a0b-73bc-4dc0-be5f-28d77b615beb"/>
-    <ds:schemaRef ds:uri="13c93bba-48ce-428c-bfe5-88b42c19b028"/>
-  </ds:schemaRefs>
-</ds:datastoreItem>
+<file path=customXml/item2.xml><?xml version="1.0" encoding="utf-8"?>
+<b:Sources xmlns:b="http://schemas.openxmlformats.org/officeDocument/2006/bibliography" xmlns="http://schemas.openxmlformats.org/officeDocument/2006/bibliography" SelectedStyle="\APASixthEditionOfficeOnline.xsl" StyleName="APA" Version="6"/>
 </file>
 
-<file path=customXml/itemProps2.xml><?xml version="1.0" encoding="utf-8"?>
-<ds:datastoreItem xmlns:ds="http://schemas.openxmlformats.org/officeDocument/2006/customXml" ds:itemID="{10663269-2064-4804-8290-36D4A57F5557}">
-  <ds:schemaRefs>
-    <ds:schemaRef ds:uri="http://schemas.microsoft.com/sharepoint/v3/contenttype/forms"/>
-  </ds:schemaRefs>
-</ds:datastoreItem>
+<file path=customXml/item3.xml><?xml version="1.0" encoding="utf-8"?>
+<?mso-contentType ?>
+<FormTemplates xmlns="http://schemas.microsoft.com/sharepoint/v3/contenttype/forms">
+  <Display>DocumentLibraryForm</Display>
+  <Edit>DocumentLibraryForm</Edit>
+  <New>DocumentLibraryForm</New>
+</FormTemplates>
 </file>
 
-<file path=customXml/itemProps3.xml><?xml version="1.0" encoding="utf-8"?>
-<ds:datastoreItem xmlns:ds="http://schemas.openxmlformats.org/officeDocument/2006/customXml" ds:itemID="{EAE431FD-7059-4C09-804B-C9D69EB7B213}">
-  <ds:schemaRefs>
-    <ds:schemaRef ds:uri="http://schemas.openxmlformats.org/officeDocument/2006/bibliography"/>
-  </ds:schemaRefs>
-</ds:datastoreItem>
+<file path=customXml/item4.xml><?xml version="1.0" encoding="utf-8"?>
+<p:properties xmlns:p="http://schemas.microsoft.com/office/2006/metadata/properties" xmlns:xsi="http://www.w3.org/2001/XMLSchema-instance" xmlns:pc="http://schemas.microsoft.com/office/infopath/2007/PartnerControls">
+  <documentManagement>
+    <TaxCatchAll xmlns="13c90a0b-73bc-4dc0-be5f-28d77b615beb" xsi:nil="true"/>
+    <lcf76f155ced4ddcb4097134ff3c332f xmlns="13c93bba-48ce-428c-bfe5-88b42c19b028">
+      <Terms xmlns="http://schemas.microsoft.com/office/infopath/2007/PartnerControls"/>
+    </lcf76f155ced4ddcb4097134ff3c332f>
+  </documentManagement>
+</p:properties>
 </file>
 
-<file path=customXml/itemProps4.xml><?xml version="1.0" encoding="utf-8"?>
+<file path=customXml/itemProps1.xml><?xml version="1.0" encoding="utf-8"?>
 <ds:datastoreItem xmlns:ds="http://schemas.openxmlformats.org/officeDocument/2006/customXml" ds:itemID="{59065960-E0CA-4804-83B5-320CBCDCC160}">
   <ds:schemaRefs>
     <ds:schemaRef ds:uri="http://schemas.microsoft.com/office/2006/metadata/contentType"/>
@@ -19635,4 +19617,31 @@
     <ds:schemaRef ds:uri="http://schemas.microsoft.com/internal/obd"/>
   </ds:schemaRefs>
 </ds:datastoreItem>
+</file>
+
+<file path=customXml/itemProps2.xml><?xml version="1.0" encoding="utf-8"?>
+<ds:datastoreItem xmlns:ds="http://schemas.openxmlformats.org/officeDocument/2006/customXml" ds:itemID="{EAE431FD-7059-4C09-804B-C9D69EB7B213}">
+  <ds:schemaRefs>
+    <ds:schemaRef ds:uri="http://schemas.openxmlformats.org/officeDocument/2006/bibliography"/>
+  </ds:schemaRefs>
+</ds:datastoreItem>
+</file>
+
+<file path=customXml/itemProps3.xml><?xml version="1.0" encoding="utf-8"?>
+<ds:datastoreItem xmlns:ds="http://schemas.openxmlformats.org/officeDocument/2006/customXml" ds:itemID="{10663269-2064-4804-8290-36D4A57F5557}">
+  <ds:schemaRefs>
+    <ds:schemaRef ds:uri="http://schemas.microsoft.com/sharepoint/v3/contenttype/forms"/>
+  </ds:schemaRefs>
+</ds:datastoreItem>
+</file>
+
+<file path=customXml/itemProps4.xml><?xml version="1.0" encoding="utf-8"?>
+<ds:datastoreItem xmlns:ds="http://schemas.openxmlformats.org/officeDocument/2006/customXml" ds:itemID="{1279454D-02BE-4A9C-A117-DCD1573E2608}">
+  <ds:schemaRefs>
+    <ds:schemaRef ds:uri="http://schemas.microsoft.com/office/2006/metadata/properties"/>
+    <ds:schemaRef ds:uri="http://schemas.microsoft.com/office/infopath/2007/PartnerControls"/>
+    <ds:schemaRef ds:uri="13c90a0b-73bc-4dc0-be5f-28d77b615beb"/>
+    <ds:schemaRef ds:uri="13c93bba-48ce-428c-bfe5-88b42c19b028"/>
+  </ds:schemaRefs>
+</ds:datastoreItem>
 </file>